--- a/website/public/es/resumes/software-engineer.docx
+++ b/website/public/es/resumes/software-engineer.docx
@@ -82,7 +82,7 @@
           <w:i w:val="false"/>
           <w:iCs w:val="false"/>
         </w:rPr>
-        <w:t xml:space="preserve">Ingeniero de Software con formación en Ingeniería Electrónica y experiencia diseñando, desarrollando, desplegando y manteniendo aplicaciones web desde la idea hasta producción. Interesado en arquitectura de software, Aplicaciones Web Progresivas, sistemas distribuidos, tecnologías cloud, autenticación, criptografía y flujos de desarrollo asistidos por IA. Disfruta convertir ideas en productos mientras continúa aprendiendo mediante el desarrollo práctico.</w:t>
+        <w:t xml:space="preserve">Ingeniero de Software con formación en Ingeniería Electrónica, construyendo aplicaciones web modernas desde el concepto hasta el despliegue. Con experiencia en React, TypeScript, Cloudflare, PWAs, autenticación y desarrollo asistido por IA. Apasionado por diseñar productos de software prácticos y aprender continuamente a través de la ingeniería práctica.</w:t>
       </w:r>
     </w:p>
     <w:p>
@@ -100,7 +100,7 @@
         <w:spacing w:after="80" w:before="240"/>
       </w:pPr>
       <w:r>
-        <w:t xml:space="preserve">Ingeniero de Software Independiente — Self-employed</w:t>
+        <w:t xml:space="preserve">Ingeniero de Software Independiente</w:t>
       </w:r>
     </w:p>
     <w:p>
@@ -112,72 +112,46 @@
           <w:i/>
           <w:iCs/>
         </w:rPr>
-        <w:t xml:space="preserve">Jun 2023 – Presente · Remote · Independiente</w:t>
-      </w:r>
-    </w:p>
-    <w:p>
-      <w:pPr>
-        <w:pStyle w:val="ListParagraph"/>
-        <w:numPr>
-          <w:ilvl w:val="0"/>
-          <w:numId w:val="1"/>
-        </w:numPr>
-        <w:spacing w:after="40"/>
-      </w:pPr>
-      <w:r>
-        <w:t xml:space="preserve">Diseñé, desarrollé, desplegué y mantuve múltiples aplicaciones web listas para producción desde el concepto hasta el despliegue utilizando tecnologías web modernas.</w:t>
-      </w:r>
-    </w:p>
-    <w:p>
-      <w:pPr>
-        <w:pStyle w:val="ListParagraph"/>
-        <w:numPr>
-          <w:ilvl w:val="0"/>
-          <w:numId w:val="1"/>
-        </w:numPr>
-        <w:spacing w:after="40"/>
-      </w:pPr>
-      <w:r>
-        <w:t xml:space="preserve">Construí Aplicaciones Web Progresivas (PWAs) con enfoque en experiencias mobile-first, principios local-first y arquitectura de software mantenible.</w:t>
-      </w:r>
-    </w:p>
-    <w:p>
-      <w:pPr>
-        <w:pStyle w:val="ListParagraph"/>
-        <w:numPr>
-          <w:ilvl w:val="0"/>
-          <w:numId w:val="1"/>
-        </w:numPr>
-        <w:spacing w:after="40"/>
-      </w:pPr>
-      <w:r>
-        <w:t xml:space="preserve">Diseñé soluciones cloud-native utilizando Cloudflare Workers, Cloudflare KV, APIs REST e infraestructura de borde.</w:t>
-      </w:r>
-    </w:p>
-    <w:p>
-      <w:pPr>
-        <w:pStyle w:val="ListParagraph"/>
-        <w:numPr>
-          <w:ilvl w:val="0"/>
-          <w:numId w:val="1"/>
-        </w:numPr>
-        <w:spacing w:after="40"/>
-      </w:pPr>
-      <w:r>
-        <w:t xml:space="preserve">Desarrollé productos de software explorando autenticación, criptografía, passkeys, tecnologías blockchain, flujos de trabajo asistidos por IA y sistemas distribuidos.</w:t>
-      </w:r>
-    </w:p>
-    <w:p>
-      <w:pPr>
-        <w:pStyle w:val="ListParagraph"/>
-        <w:numPr>
-          <w:ilvl w:val="0"/>
-          <w:numId w:val="1"/>
-        </w:numPr>
-        <w:spacing w:after="40"/>
-      </w:pPr>
-      <w:r>
-        <w:t xml:space="preserve">Gestioné de forma independiente el ciclo de vida completo de la aplicación, incluyendo arquitectura, implementación, gestión de dominios, configuración DNS, despliegue, monitoreo y mantenimiento continuo.</w:t>
+        <w:t xml:space="preserve">Jun 2023 – Presente · Remote</w:t>
+      </w:r>
+    </w:p>
+    <w:p>
+      <w:pPr>
+        <w:pStyle w:val="ListParagraph"/>
+        <w:numPr>
+          <w:ilvl w:val="0"/>
+          <w:numId w:val="1"/>
+        </w:numPr>
+        <w:spacing w:after="40"/>
+      </w:pPr>
+      <w:r>
+        <w:t xml:space="preserve">Diseñé, desarrollé y desplegué aplicaciones web listas para producción desde el concepto hasta el despliegue.</w:t>
+      </w:r>
+    </w:p>
+    <w:p>
+      <w:pPr>
+        <w:pStyle w:val="ListParagraph"/>
+        <w:numPr>
+          <w:ilvl w:val="0"/>
+          <w:numId w:val="1"/>
+        </w:numPr>
+        <w:spacing w:after="40"/>
+      </w:pPr>
+      <w:r>
+        <w:t xml:space="preserve">Desarrollé aplicaciones cloud-native utilizando React, TypeScript, tecnologías de Aplicaciones Web Progresivas y la plataforma de borde de Cloudflare.</w:t>
+      </w:r>
+    </w:p>
+    <w:p>
+      <w:pPr>
+        <w:pStyle w:val="ListParagraph"/>
+        <w:numPr>
+          <w:ilvl w:val="0"/>
+          <w:numId w:val="1"/>
+        </w:numPr>
+        <w:spacing w:after="40"/>
+      </w:pPr>
+      <w:r>
+        <w:t xml:space="preserve">Construí productos de software explorando autenticación, criptografía, desarrollo asistido por IA y tecnologías blockchain.</w:t>
       </w:r>
     </w:p>
     <w:p>
@@ -198,7 +172,7 @@
           <w:i/>
           <w:iCs/>
         </w:rPr>
-        <w:t xml:space="preserve">Oct 2022 – May 2023 · Medellín, Colombia · Pasantía</w:t>
+        <w:t xml:space="preserve">Oct 2022 – May 2023 · Remote · Pasantía</w:t>
       </w:r>
     </w:p>
     <w:p>
@@ -246,6 +220,19 @@
     </w:p>
     <w:p>
       <w:pPr>
+        <w:pStyle w:val="ListParagraph"/>
+        <w:numPr>
+          <w:ilvl w:val="0"/>
+          <w:numId w:val="1"/>
+        </w:numPr>
+        <w:spacing w:after="40"/>
+      </w:pPr>
+      <w:r>
+        <w:t xml:space="preserve">Plataforma de conocimiento local-first con publicación opcional en blockchain y compartición mediante códigos QR.</w:t>
+      </w:r>
+    </w:p>
+    <w:p>
+      <w:pPr>
         <w:spacing w:after="80"/>
       </w:pPr>
       <w:r>
@@ -253,33 +240,41 @@
           <w:i w:val="false"/>
           <w:iCs w:val="false"/>
         </w:rPr>
-        <w:t xml:space="preserve">Aplicación Web Progresiva para capturar, organizar y compartir conocimiento personal. Construida bajo principios local-first, con publicación opcional en blockchain y compartición mediante códigos QR, permitiendo a los usuarios mantener el control de sus datos y publicar contenido de forma selectiva.</w:t>
-      </w:r>
-    </w:p>
-    <w:p>
-      <w:pPr>
-        <w:pStyle w:val="ListParagraph"/>
-        <w:numPr>
-          <w:ilvl w:val="0"/>
-          <w:numId w:val="1"/>
-        </w:numPr>
-        <w:spacing w:after="40"/>
-      </w:pPr>
-      <w:r>
-        <w:t xml:space="preserve">Diseñada bajo principios local-first para mantener los datos disponibles sin depender de un servidor central.</w:t>
-      </w:r>
-    </w:p>
-    <w:p>
-      <w:pPr>
-        <w:pStyle w:val="ListParagraph"/>
-        <w:numPr>
-          <w:ilvl w:val="0"/>
-          <w:numId w:val="1"/>
-        </w:numPr>
-        <w:spacing w:after="40"/>
-      </w:pPr>
-      <w:r>
-        <w:t xml:space="preserve">Integró publicación opcional en blockchain y compartición mediante códigos QR manteniendo el control del usuario sobre su conocimiento.</w:t>
+        <w:t xml:space="preserve">React · TypeScript · Cloudflare Workers</w:t>
+      </w:r>
+    </w:p>
+    <w:p>
+      <w:pPr>
+        <w:pStyle w:val="Heading2"/>
+        <w:spacing w:after="80" w:before="240"/>
+      </w:pPr>
+      <w:r>
+        <w:t xml:space="preserve">TD Status</w:t>
+      </w:r>
+    </w:p>
+    <w:p>
+      <w:pPr>
+        <w:spacing w:after="80"/>
+      </w:pPr>
+      <w:r>
+        <w:rPr>
+          <w:i/>
+          <w:iCs/>
+        </w:rPr>
+        <w:t xml:space="preserve">Plataforma de licenciamiento y telemetría para TouchDesigner</w:t>
+      </w:r>
+    </w:p>
+    <w:p>
+      <w:pPr>
+        <w:pStyle w:val="ListParagraph"/>
+        <w:numPr>
+          <w:ilvl w:val="0"/>
+          <w:numId w:val="1"/>
+        </w:numPr>
+        <w:spacing w:after="40"/>
+      </w:pPr>
+      <w:r>
+        <w:t xml:space="preserve">Desarrollé un sistema de licenciamiento en la nube con telemetría mediante heartbeats para monitorear implementaciones de TouchDesigner.</w:t>
       </w:r>
     </w:p>
     <w:p>
@@ -291,7 +286,41 @@
           <w:i w:val="false"/>
           <w:iCs w:val="false"/>
         </w:rPr>
-        <w:t xml:space="preserve">Tecnologías: React, TypeScript, Progressive Web App, Cloudflare Workers, Blockchain</w:t>
+        <w:t xml:space="preserve">React · TypeScript · Cloudflare Workers</w:t>
+      </w:r>
+    </w:p>
+    <w:p>
+      <w:pPr>
+        <w:pStyle w:val="Heading2"/>
+        <w:spacing w:after="80" w:before="240"/>
+      </w:pPr>
+      <w:r>
+        <w:t xml:space="preserve">Prompter</w:t>
+      </w:r>
+    </w:p>
+    <w:p>
+      <w:pPr>
+        <w:spacing w:after="80"/>
+      </w:pPr>
+      <w:r>
+        <w:rPr>
+          <w:i/>
+          <w:iCs/>
+        </w:rPr>
+        <w:t xml:space="preserve">Generación de imágenes con IA y micropagos en criptomonedas</w:t>
+      </w:r>
+    </w:p>
+    <w:p>
+      <w:pPr>
+        <w:pStyle w:val="ListParagraph"/>
+        <w:numPr>
+          <w:ilvl w:val="0"/>
+          <w:numId w:val="1"/>
+        </w:numPr>
+        <w:spacing w:after="40"/>
+      </w:pPr>
+      <w:r>
+        <w:t xml:space="preserve">Integré micropagos mediante x402 protegiendo los prompts propietarios con Cloudflare Workers y KV.</w:t>
       </w:r>
     </w:p>
     <w:p>
@@ -303,7 +332,77 @@
           <w:i w:val="false"/>
           <w:iCs w:val="false"/>
         </w:rPr>
-        <w:t xml:space="preserve">Enlaces: Sitio web (https://memory.inbytes.xyz)</w:t>
+        <w:t xml:space="preserve">React · TypeScript · Cloudflare Workers</w:t>
+      </w:r>
+    </w:p>
+    <w:p>
+      <w:pPr>
+        <w:pStyle w:val="Heading1"/>
+        <w:spacing w:after="80" w:before="240"/>
+      </w:pPr>
+      <w:r>
+        <w:t xml:space="preserve">Habilidades Técnicas</w:t>
+      </w:r>
+    </w:p>
+    <w:p>
+      <w:pPr>
+        <w:pStyle w:val="ListParagraph"/>
+        <w:numPr>
+          <w:ilvl w:val="0"/>
+          <w:numId w:val="1"/>
+        </w:numPr>
+        <w:spacing w:after="40"/>
+      </w:pPr>
+      <w:r>
+        <w:t xml:space="preserve">Lenguajes de Programación: TypeScript, JavaScript, Python</w:t>
+      </w:r>
+    </w:p>
+    <w:p>
+      <w:pPr>
+        <w:pStyle w:val="ListParagraph"/>
+        <w:numPr>
+          <w:ilvl w:val="0"/>
+          <w:numId w:val="1"/>
+        </w:numPr>
+        <w:spacing w:after="40"/>
+      </w:pPr>
+      <w:r>
+        <w:t xml:space="preserve">Nube y Backend: Cloudflare Workers, Cloudflare KV, APIs REST, Computación en el Edge, Node.js</w:t>
+      </w:r>
+    </w:p>
+    <w:p>
+      <w:pPr>
+        <w:pStyle w:val="ListParagraph"/>
+        <w:numPr>
+          <w:ilvl w:val="0"/>
+          <w:numId w:val="1"/>
+        </w:numPr>
+        <w:spacing w:after="40"/>
+      </w:pPr>
+      <w:r>
+        <w:t xml:space="preserve">Ingeniería de Software: Arquitectura de Software, Sistemas Distribuidos, Autenticación, Criptografía, Diseño de APIs</w:t>
+      </w:r>
+    </w:p>
+    <w:p>
+      <w:pPr>
+        <w:pStyle w:val="ListParagraph"/>
+        <w:numPr>
+          <w:ilvl w:val="0"/>
+          <w:numId w:val="1"/>
+        </w:numPr>
+        <w:spacing w:after="40"/>
+      </w:pPr>
+      <w:r>
+        <w:t xml:space="preserve">IA y Tecnologías Emergentes: Desarrollo Asistido por IA, Ingeniería de Prompts, APIs de IA Generativa, Blockchain, Passkeys (WebAuthn)</w:t>
+      </w:r>
+    </w:p>
+    <w:p>
+      <w:pPr>
+        <w:pStyle w:val="Heading1"/>
+        <w:spacing w:after="80" w:before="240"/>
+      </w:pPr>
+      <w:r>
+        <w:t xml:space="preserve">Educación</w:t>
       </w:r>
     </w:p>
     <w:p>
@@ -312,7 +411,7 @@
         <w:spacing w:after="80" w:before="240"/>
       </w:pPr>
       <w:r>
-        <w:t xml:space="preserve">TD Status</w:t>
+        <w:t xml:space="preserve">Pregrado Ingeniería Electrónica — Universidad de Antioquia</w:t>
       </w:r>
     </w:p>
     <w:p>
@@ -324,269 +423,7 @@
           <w:i/>
           <w:iCs/>
         </w:rPr>
-        <w:t xml:space="preserve">Plataforma de licenciamiento y telemetría para TouchDesigner</w:t>
-      </w:r>
-    </w:p>
-    <w:p>
-      <w:pPr>
-        <w:spacing w:after="80"/>
-      </w:pPr>
-      <w:r>
-        <w:rPr>
-          <w:i w:val="false"/>
-          <w:iCs w:val="false"/>
-        </w:rPr>
-        <w:t xml:space="preserve">Plataforma en la nube para administrar licencias y monitorear implementaciones de TouchDesigner. Incluye gestión de clientes, telemetría mediante heartbeats, validación de licencias y visibilidad operativa utilizando Cloudflare Workers y KV.</w:t>
-      </w:r>
-    </w:p>
-    <w:p>
-      <w:pPr>
-        <w:pStyle w:val="ListParagraph"/>
-        <w:numPr>
-          <w:ilvl w:val="0"/>
-          <w:numId w:val="1"/>
-        </w:numPr>
-        <w:spacing w:after="40"/>
-      </w:pPr>
-      <w:r>
-        <w:t xml:space="preserve">Desarrolló un sistema de licenciamiento en la nube con gestión de clientes, licencias y validación de dispositivos.</w:t>
-      </w:r>
-    </w:p>
-    <w:p>
-      <w:pPr>
-        <w:spacing w:after="80"/>
-      </w:pPr>
-      <w:r>
-        <w:rPr>
-          <w:i w:val="false"/>
-          <w:iCs w:val="false"/>
-        </w:rPr>
-        <w:t xml:space="preserve">Tecnologías: React, TypeScript, Cloudflare Workers, Cloudflare KV, REST API</w:t>
-      </w:r>
-    </w:p>
-    <w:p>
-      <w:pPr>
-        <w:spacing w:after="80"/>
-      </w:pPr>
-      <w:r>
-        <w:rPr>
-          <w:i w:val="false"/>
-          <w:iCs w:val="false"/>
-        </w:rPr>
-        <w:t xml:space="preserve">Enlaces: Sitio web (https://td-status.inbytes.xyz)</w:t>
-      </w:r>
-    </w:p>
-    <w:p>
-      <w:pPr>
-        <w:pStyle w:val="Heading2"/>
-        <w:spacing w:after="80" w:before="240"/>
-      </w:pPr>
-      <w:r>
-        <w:t xml:space="preserve">Prompter</w:t>
-      </w:r>
-    </w:p>
-    <w:p>
-      <w:pPr>
-        <w:spacing w:after="80"/>
-      </w:pPr>
-      <w:r>
-        <w:rPr>
-          <w:i/>
-          <w:iCs/>
-        </w:rPr>
-        <w:t xml:space="preserve">Generación de imágenes con IA y micropagos en criptomonedas</w:t>
-      </w:r>
-    </w:p>
-    <w:p>
-      <w:pPr>
-        <w:spacing w:after="80"/>
-      </w:pPr>
-      <w:r>
-        <w:rPr>
-          <w:i w:val="false"/>
-          <w:iCs w:val="false"/>
-        </w:rPr>
-        <w:t xml:space="preserve">Plataforma de generación de imágenes con IA que transforma imágenes de los usuarios mediante prompts seleccionados y acepta pagos en USDC usando el protocolo x402. Diseñada sin cuentas de usuario ni procesamiento tradicional de pagos, priorizando simplicidad y privacidad.</w:t>
-      </w:r>
-    </w:p>
-    <w:p>
-      <w:pPr>
-        <w:pStyle w:val="ListParagraph"/>
-        <w:numPr>
-          <w:ilvl w:val="0"/>
-          <w:numId w:val="1"/>
-        </w:numPr>
-        <w:spacing w:after="40"/>
-      </w:pPr>
-      <w:r>
-        <w:t xml:space="preserve">Integró x402 para habilitar micropagos en USDC sin pasarelas de pago tradicionales ni cuentas de usuario.</w:t>
-      </w:r>
-    </w:p>
-    <w:p>
-      <w:pPr>
-        <w:pStyle w:val="ListParagraph"/>
-        <w:numPr>
-          <w:ilvl w:val="0"/>
-          <w:numId w:val="1"/>
-        </w:numPr>
-        <w:spacing w:after="40"/>
-      </w:pPr>
-      <w:r>
-        <w:t xml:space="preserve">Protegió los prompts propietarios manteniendo la ingeniería de prompts del lado del servidor mediante Cloudflare Workers y KV.</w:t>
-      </w:r>
-    </w:p>
-    <w:p>
-      <w:pPr>
-        <w:spacing w:after="80"/>
-      </w:pPr>
-      <w:r>
-        <w:rPr>
-          <w:i w:val="false"/>
-          <w:iCs w:val="false"/>
-        </w:rPr>
-        <w:t xml:space="preserve">Tecnologías: React, TypeScript, Cloudflare Workers, Cloudflare KV, Generative AI, x402</w:t>
-      </w:r>
-    </w:p>
-    <w:p>
-      <w:pPr>
-        <w:spacing w:after="80"/>
-      </w:pPr>
-      <w:r>
-        <w:rPr>
-          <w:i w:val="false"/>
-          <w:iCs w:val="false"/>
-        </w:rPr>
-        <w:t xml:space="preserve">Enlaces: Sitio web (https://ai.digitalerror.xyz) · Código fuente (https://github.com/orozcoh/prompter)</w:t>
-      </w:r>
-    </w:p>
-    <w:p>
-      <w:pPr>
-        <w:pStyle w:val="Heading1"/>
-        <w:spacing w:after="80" w:before="240"/>
-      </w:pPr>
-      <w:r>
-        <w:t xml:space="preserve">Habilidades Técnicas</w:t>
-      </w:r>
-    </w:p>
-    <w:p>
-      <w:pPr>
-        <w:pStyle w:val="ListParagraph"/>
-        <w:numPr>
-          <w:ilvl w:val="0"/>
-          <w:numId w:val="1"/>
-        </w:numPr>
-        <w:spacing w:after="40"/>
-      </w:pPr>
-      <w:r>
-        <w:t xml:space="preserve">Lenguajes de Programación: TypeScript, JavaScript, Python</w:t>
-      </w:r>
-    </w:p>
-    <w:p>
-      <w:pPr>
-        <w:pStyle w:val="ListParagraph"/>
-        <w:numPr>
-          <w:ilvl w:val="0"/>
-          <w:numId w:val="1"/>
-        </w:numPr>
-        <w:spacing w:after="40"/>
-      </w:pPr>
-      <w:r>
-        <w:t xml:space="preserve">Nube y Backend: Cloudflare Workers, Cloudflare KV, APIs REST, Computación en el Edge, Node.js</w:t>
-      </w:r>
-    </w:p>
-    <w:p>
-      <w:pPr>
-        <w:pStyle w:val="ListParagraph"/>
-        <w:numPr>
-          <w:ilvl w:val="0"/>
-          <w:numId w:val="1"/>
-        </w:numPr>
-        <w:spacing w:after="40"/>
-      </w:pPr>
-      <w:r>
-        <w:t xml:space="preserve">Ingeniería de Software: Arquitectura de Software, Sistemas Distribuidos, Autenticación, Criptografía, Diseño de APIs</w:t>
-      </w:r>
-    </w:p>
-    <w:p>
-      <w:pPr>
-        <w:pStyle w:val="ListParagraph"/>
-        <w:numPr>
-          <w:ilvl w:val="0"/>
-          <w:numId w:val="1"/>
-        </w:numPr>
-        <w:spacing w:after="40"/>
-      </w:pPr>
-      <w:r>
-        <w:t xml:space="preserve">IA y Tecnologías Emergentes: Desarrollo Asistido por IA, Ingeniería de Prompts, APIs de IA Generativa, Blockchain, Passkeys (WebAuthn)</w:t>
-      </w:r>
-    </w:p>
-    <w:p>
-      <w:pPr>
-        <w:pStyle w:val="Heading1"/>
-        <w:spacing w:after="80" w:before="240"/>
-      </w:pPr>
-      <w:r>
-        <w:t xml:space="preserve">Educación</w:t>
-      </w:r>
-    </w:p>
-    <w:p>
-      <w:pPr>
-        <w:pStyle w:val="Heading2"/>
-        <w:spacing w:after="80" w:before="240"/>
-      </w:pPr>
-      <w:r>
-        <w:t xml:space="preserve">Pregrado Ingeniería Electrónica — Universidad de Antioquia</w:t>
-      </w:r>
-    </w:p>
-    <w:p>
-      <w:pPr>
-        <w:spacing w:after="80"/>
-      </w:pPr>
-      <w:r>
-        <w:rPr>
-          <w:i/>
-          <w:iCs/>
-        </w:rPr>
         <w:t xml:space="preserve">Ago 2014 – Jun 2023 · Medellín, Colombia</w:t>
-      </w:r>
-    </w:p>
-    <w:p>
-      <w:pPr>
-        <w:pStyle w:val="ListParagraph"/>
-        <w:numPr>
-          <w:ilvl w:val="0"/>
-          <w:numId w:val="1"/>
-        </w:numPr>
-        <w:spacing w:after="40"/>
-      </w:pPr>
-      <w:r>
-        <w:t xml:space="preserve">Desarrollé una base sólida en ingeniería de software, sistemas embebidos, electrónica, matemáticas y arquitectura de computadores.</w:t>
-      </w:r>
-    </w:p>
-    <w:p>
-      <w:pPr>
-        <w:pStyle w:val="ListParagraph"/>
-        <w:numPr>
-          <w:ilvl w:val="0"/>
-          <w:numId w:val="1"/>
-        </w:numPr>
-        <w:spacing w:after="40"/>
-      </w:pPr>
-      <w:r>
-        <w:t xml:space="preserve">Completé una pasantía de ingeniería enfocada en desarrollo web moderno, migración a TypeScript y librerías de componentes reutilizables.</w:t>
-      </w:r>
-    </w:p>
-    <w:p>
-      <w:pPr>
-        <w:pStyle w:val="ListParagraph"/>
-        <w:numPr>
-          <w:ilvl w:val="0"/>
-          <w:numId w:val="1"/>
-        </w:numPr>
-        <w:spacing w:after="40"/>
-      </w:pPr>
-      <w:r>
-        <w:t xml:space="preserve">Transicioné mis intereses académicos hacia la ingeniería de software a través del desarrollo independiente de productos y tecnologías web modernas.</w:t>
       </w:r>
     </w:p>
     <w:p>
